--- a/downloads/Akhilesh_Mishra_Python_Full_Stack_Enhancv.docx
+++ b/downloads/Akhilesh_Mishra_Python_Full_Stack_Enhancv.docx
@@ -812,7 +812,7 @@
                 <w:color w:val="334155"/>
                 <w:sz w:val="19"/>
               </w:rPr>
-              <w:t>A fully responsive, modern front-end landing page for a travel agency designed with HTML, CSS, and Bootstrap layouts.</w:t>
+              <w:t>A fully responsive, modern front-end landing page for a travel agency built with HTML, CSS, and Bootstrap layouts.</w:t>
             </w:r>
           </w:p>
           <w:p>

--- a/downloads/Akhilesh_Mishra_Python_Full_Stack_Enhancv.docx
+++ b/downloads/Akhilesh_Mishra_Python_Full_Stack_Enhancv.docx
@@ -226,7 +226,7 @@
                 <w:color w:val="334155"/>
                 <w:sz w:val="19"/>
               </w:rPr>
-              <w:t>20 lakh+ users</w:t>
+              <w:t>2 million+ users</w:t>
             </w:r>
             <w:r>
               <w:rPr>
@@ -258,7 +258,7 @@
                 <w:color w:val="334155"/>
                 <w:sz w:val="19"/>
               </w:rPr>
-              <w:t>5 lakh+ daily transactions</w:t>
+              <w:t>500,000+ daily transactions</w:t>
             </w:r>
             <w:r>
               <w:rPr>
@@ -689,7 +689,7 @@
                 <w:color w:val="334155"/>
                 <w:sz w:val="19"/>
               </w:rPr>
-              <w:t>Developed an automated student attendance tracking application in Python using OpenCV (Haarcascade &amp; LBPH) and MySQL, with custom Excel reports via Pandas.</w:t>
+              <w:t>Developed an automated student attendance tracking application in Python using OpenCV (Haar Cascade &amp; LBPH) and MySQL, with custom Excel reports via Pandas.</w:t>
             </w:r>
           </w:p>
           <w:p>
@@ -730,7 +730,7 @@
                 <w:color w:val="334155"/>
                 <w:sz w:val="19"/>
               </w:rPr>
-              <w:t>Created an e-commerce platform using Django and React.js with PWA features, hosted on AWS, boosting page speeds and usage by 30%.</w:t>
+              <w:t>Engineered an e-commerce platform using Django and React.js with PWA features, hosted on AWS, boosting page speeds and usage by 30%.</w:t>
             </w:r>
           </w:p>
           <w:p>

--- a/downloads/Akhilesh_Mishra_Python_Full_Stack_Enhancv.docx
+++ b/downloads/Akhilesh_Mishra_Python_Full_Stack_Enhancv.docx
@@ -730,7 +730,7 @@
                 <w:color w:val="334155"/>
                 <w:sz w:val="19"/>
               </w:rPr>
-              <w:t>Engineered an e-commerce platform using Django and React.js with PWA features, hosted on AWS, boosting page speeds and usage by 30%.</w:t>
+              <w:t>Designed and launched an e-commerce platform using Django and React.js with PWA features, hosted on AWS, boosting page speeds and usage by 30%.</w:t>
             </w:r>
           </w:p>
           <w:p>
@@ -1024,7 +1024,7 @@
                 <w:color w:val="4A5568"/>
                 <w:sz w:val="16"/>
               </w:rPr>
-              <w:t>GeeksforGeeks MERN Stack Certification</w:t>
+              <w:t>Advanced MERN Stack Developer Certification</w:t>
             </w:r>
           </w:p>
           <w:p>
@@ -1037,7 +1037,7 @@
                 <w:color w:val="4A5568"/>
                 <w:sz w:val="16"/>
               </w:rPr>
-              <w:t>Coding Ninjas DBMS Certification</w:t>
+              <w:t>Database Systems &amp; SQL Certification</w:t>
             </w:r>
           </w:p>
           <w:p>
@@ -1050,7 +1050,7 @@
                 <w:color w:val="4A5568"/>
                 <w:sz w:val="16"/>
               </w:rPr>
-              <w:t>Coding Ninjas DSA Certification</w:t>
+              <w:t>Data Structures &amp; Algorithms Certification</w:t>
             </w:r>
           </w:p>
           <w:p>
@@ -1063,7 +1063,7 @@
                 <w:color w:val="4A5568"/>
                 <w:sz w:val="16"/>
               </w:rPr>
-              <w:t>IIT Kanpur Prutor Cyber Security Certification</w:t>
+              <w:t>IIT Kanpur Cyber Security Certification</w:t>
             </w:r>
           </w:p>
           <w:p>

--- a/downloads/Akhilesh_Mishra_Python_Full_Stack_Enhancv.docx
+++ b/downloads/Akhilesh_Mishra_Python_Full_Stack_Enhancv.docx
@@ -730,7 +730,7 @@
                 <w:color w:val="334155"/>
                 <w:sz w:val="19"/>
               </w:rPr>
-              <w:t>Designed and launched an e-commerce platform using Django and React.js with PWA features, hosted on AWS, boosting page speeds and usage by 30%.</w:t>
+              <w:t>Launched an e-commerce platform using Django and React.js with PWA features, hosted on AWS, boosting page speeds and usage by 30%.</w:t>
             </w:r>
           </w:p>
           <w:p>

--- a/downloads/Akhilesh_Mishra_Python_Full_Stack_Enhancv.docx
+++ b/downloads/Akhilesh_Mishra_Python_Full_Stack_Enhancv.docx
@@ -689,7 +689,7 @@
                 <w:color w:val="334155"/>
                 <w:sz w:val="19"/>
               </w:rPr>
-              <w:t>Developed an automated student attendance tracking application in Python using OpenCV (Haar Cascade &amp; LBPH) and MySQL, with custom Excel reports via Pandas.</w:t>
+              <w:t>Created an automated student attendance tracking application in Python using OpenCV (Haar Cascade &amp; LBPH) and MySQL, with custom Excel reports via Pandas.</w:t>
             </w:r>
           </w:p>
           <w:p>

--- a/downloads/Akhilesh_Mishra_Python_Full_Stack_Enhancv.docx
+++ b/downloads/Akhilesh_Mishra_Python_Full_Stack_Enhancv.docx
@@ -27,7 +27,7 @@
           <w:color w:val="007BB6"/>
           <w:sz w:val="22"/>
         </w:rPr>
-        <w:t>Python Full Stack Developer</w:t>
+        <w:t>Python Full Stack Developer | Django · FastAPI · REST APIs</w:t>
       </w:r>
     </w:p>
     <w:p>
@@ -183,7 +183,7 @@
                 <w:color w:val="334155"/>
                 <w:sz w:val="19"/>
               </w:rPr>
-              <w:t xml:space="preserve">Re-architected monolithic web services into scalable, asynchronous </w:t>
+              <w:t xml:space="preserve">Re-architected monolithic web services into asynchronous </w:t>
             </w:r>
             <w:r>
               <w:rPr>
@@ -249,7 +249,24 @@
                 <w:color w:val="334155"/>
                 <w:sz w:val="19"/>
               </w:rPr>
-              <w:t xml:space="preserve">Designed and scaled transaction orchestration services for AEPS, MATM, and VATM platforms using Django REST Framework, handling </w:t>
+              <w:t xml:space="preserve">Scaled transaction orchestration services for AEPS, MATM, and VATM platforms on </w:t>
+            </w:r>
+            <w:r>
+              <w:rPr>
+                <w:rFonts w:ascii="Arial" w:hAnsi="Arial"/>
+                <w:b/>
+                <w:color w:val="334155"/>
+                <w:sz w:val="19"/>
+              </w:rPr>
+              <w:t>Django REST Framework</w:t>
+            </w:r>
+            <w:r>
+              <w:rPr>
+                <w:rFonts w:ascii="Arial" w:hAnsi="Arial"/>
+                <w:color w:val="334155"/>
+                <w:sz w:val="19"/>
+              </w:rPr>
+              <w:t xml:space="preserve">, sustaining </w:t>
             </w:r>
             <w:r>
               <w:rPr>
@@ -281,7 +298,7 @@
                 <w:color w:val="334155"/>
                 <w:sz w:val="19"/>
               </w:rPr>
-              <w:t xml:space="preserve">Implemented secure API authentication using </w:t>
+              <w:t xml:space="preserve">Secured APIs with </w:t>
             </w:r>
             <w:r>
               <w:rPr>
@@ -298,7 +315,7 @@
                 <w:color w:val="334155"/>
                 <w:sz w:val="19"/>
               </w:rPr>
-              <w:t xml:space="preserve"> and role-based access control (</w:t>
+              <w:t xml:space="preserve"> authentication and role-based access control (</w:t>
             </w:r>
             <w:r>
               <w:rPr>
@@ -315,7 +332,7 @@
                 <w:color w:val="334155"/>
                 <w:sz w:val="19"/>
               </w:rPr>
-              <w:t>), including OTP verification, reducing authentication latency by 50%.</w:t>
+              <w:t>) plus OTP verification, halving authentication latency.</w:t>
             </w:r>
           </w:p>
           <w:p>
@@ -330,7 +347,7 @@
                 <w:color w:val="334155"/>
                 <w:sz w:val="19"/>
               </w:rPr>
-              <w:t xml:space="preserve">Developed an asynchronous task queuing pipeline using </w:t>
+              <w:t xml:space="preserve">Built an asynchronous task pipeline with </w:t>
             </w:r>
             <w:r>
               <w:rPr>
@@ -364,7 +381,24 @@
                 <w:color w:val="334155"/>
                 <w:sz w:val="19"/>
               </w:rPr>
-              <w:t>, reducing processing bottlenecks by 35% under peak traffic.</w:t>
+              <w:t xml:space="preserve">, clearing </w:t>
+            </w:r>
+            <w:r>
+              <w:rPr>
+                <w:rFonts w:ascii="Arial" w:hAnsi="Arial"/>
+                <w:b/>
+                <w:color w:val="334155"/>
+                <w:sz w:val="19"/>
+              </w:rPr>
+              <w:t>35%</w:t>
+            </w:r>
+            <w:r>
+              <w:rPr>
+                <w:rFonts w:ascii="Arial" w:hAnsi="Arial"/>
+                <w:color w:val="334155"/>
+                <w:sz w:val="19"/>
+              </w:rPr>
+              <w:t xml:space="preserve"> of processing bottlenecks under peak traffic.</w:t>
             </w:r>
           </w:p>
           <w:p>
@@ -413,7 +447,24 @@
                 <w:color w:val="334155"/>
                 <w:sz w:val="19"/>
               </w:rPr>
-              <w:t xml:space="preserve"> database schemas using indexing and query partitioning, lowering transaction query latency by 45%.</w:t>
+              <w:t xml:space="preserve"> schemas with indexing and query partitioning, lowering transaction query latency by </w:t>
+            </w:r>
+            <w:r>
+              <w:rPr>
+                <w:rFonts w:ascii="Arial" w:hAnsi="Arial"/>
+                <w:b/>
+                <w:color w:val="334155"/>
+                <w:sz w:val="19"/>
+              </w:rPr>
+              <w:t>45%</w:t>
+            </w:r>
+            <w:r>
+              <w:rPr>
+                <w:rFonts w:ascii="Arial" w:hAnsi="Arial"/>
+                <w:color w:val="334155"/>
+                <w:sz w:val="19"/>
+              </w:rPr>
+              <w:t>.</w:t>
             </w:r>
           </w:p>
           <w:p>
@@ -428,7 +479,7 @@
                 <w:color w:val="334155"/>
                 <w:sz w:val="19"/>
               </w:rPr>
-              <w:t xml:space="preserve">Constructed real-time transaction tracking APIs utilizing </w:t>
+              <w:t xml:space="preserve">Streamed live transaction status through </w:t>
             </w:r>
             <w:r>
               <w:rPr>
@@ -445,7 +496,24 @@
                 <w:color w:val="334155"/>
                 <w:sz w:val="19"/>
               </w:rPr>
-              <w:t xml:space="preserve"> to stream live status updates in under 500ms.</w:t>
+              <w:t xml:space="preserve">, delivering updates to monitoring clients in under </w:t>
+            </w:r>
+            <w:r>
+              <w:rPr>
+                <w:rFonts w:ascii="Arial" w:hAnsi="Arial"/>
+                <w:b/>
+                <w:color w:val="334155"/>
+                <w:sz w:val="19"/>
+              </w:rPr>
+              <w:t>500ms</w:t>
+            </w:r>
+            <w:r>
+              <w:rPr>
+                <w:rFonts w:ascii="Arial" w:hAnsi="Arial"/>
+                <w:color w:val="334155"/>
+                <w:sz w:val="19"/>
+              </w:rPr>
+              <w:t>.</w:t>
             </w:r>
           </w:p>
           <w:p>
@@ -513,7 +581,7 @@
                 <w:color w:val="334155"/>
                 <w:sz w:val="19"/>
               </w:rPr>
-              <w:t xml:space="preserve">Developed a real-time workforce telemetry and geofencing system utilizing </w:t>
+              <w:t xml:space="preserve">Developed a real-time workforce telemetry and geofencing system on </w:t>
             </w:r>
             <w:r>
               <w:rPr>
@@ -530,7 +598,7 @@
                 <w:color w:val="334155"/>
                 <w:sz w:val="19"/>
               </w:rPr>
-              <w:t xml:space="preserve">, </w:t>
+              <w:t xml:space="preserve"> and </w:t>
             </w:r>
             <w:r>
               <w:rPr>
@@ -547,24 +615,7 @@
                 <w:color w:val="334155"/>
                 <w:sz w:val="19"/>
               </w:rPr>
-              <w:t xml:space="preserve"> (asyncio), and </w:t>
-            </w:r>
-            <w:r>
-              <w:rPr>
-                <w:rFonts w:ascii="Arial" w:hAnsi="Arial"/>
-                <w:b/>
-                <w:color w:val="334155"/>
-                <w:sz w:val="19"/>
-              </w:rPr>
-              <w:t>React.js</w:t>
-            </w:r>
-            <w:r>
-              <w:rPr>
-                <w:rFonts w:ascii="Arial" w:hAnsi="Arial"/>
-                <w:color w:val="334155"/>
-                <w:sz w:val="19"/>
-              </w:rPr>
-              <w:t xml:space="preserve">, serving </w:t>
+              <w:t xml:space="preserve"> (asyncio), serving </w:t>
             </w:r>
             <w:r>
               <w:rPr>
@@ -596,7 +647,7 @@
                 <w:color w:val="334155"/>
                 <w:sz w:val="19"/>
               </w:rPr>
-              <w:t xml:space="preserve">Built an interactive live telemetry dashboard in </w:t>
+              <w:t xml:space="preserve">Built a high-throughput asynchronous GPS ingestion API, sustaining </w:t>
             </w:r>
             <w:r>
               <w:rPr>
@@ -605,7 +656,7 @@
                 <w:color w:val="334155"/>
                 <w:sz w:val="19"/>
               </w:rPr>
-              <w:t>React</w:t>
+              <w:t>10,000+ concurrent location pings at 99.9% uptime</w:t>
             </w:r>
             <w:r>
               <w:rPr>
@@ -613,7 +664,7 @@
                 <w:color w:val="334155"/>
                 <w:sz w:val="19"/>
               </w:rPr>
-              <w:t xml:space="preserve"> using Ant Design to visualize coordinates and speed, reducing UI load times by 30%.</w:t>
+              <w:t>.</w:t>
             </w:r>
           </w:p>
           <w:p>
@@ -628,7 +679,7 @@
                 <w:color w:val="334155"/>
                 <w:sz w:val="19"/>
               </w:rPr>
-              <w:t xml:space="preserve">Implemented a high-performance, asynchronous ingestion API to capture GPS locations, processing </w:t>
+              <w:t xml:space="preserve">Delivered the live telemetry dashboard in </w:t>
             </w:r>
             <w:r>
               <w:rPr>
@@ -637,7 +688,24 @@
                 <w:color w:val="334155"/>
                 <w:sz w:val="19"/>
               </w:rPr>
-              <w:t>10,000+ concurrent GPS pings with 99.9% uptime</w:t>
+              <w:t>React.js</w:t>
+            </w:r>
+            <w:r>
+              <w:rPr>
+                <w:rFonts w:ascii="Arial" w:hAnsi="Arial"/>
+                <w:color w:val="334155"/>
+                <w:sz w:val="19"/>
+              </w:rPr>
+              <w:t xml:space="preserve"> against FastAPI WebSocket endpoints, cutting UI load times by </w:t>
+            </w:r>
+            <w:r>
+              <w:rPr>
+                <w:rFonts w:ascii="Arial" w:hAnsi="Arial"/>
+                <w:b/>
+                <w:color w:val="334155"/>
+                <w:sz w:val="19"/>
+              </w:rPr>
+              <w:t>30%</w:t>
             </w:r>
             <w:r>
               <w:rPr>
@@ -676,7 +744,7 @@
                 <w:color w:val="0F172A"/>
                 <w:sz w:val="20"/>
               </w:rPr>
-              <w:t>Facial Recognition Attendance Dashboard</w:t>
+              <w:t>Facial Recognition Attendance System</w:t>
             </w:r>
           </w:p>
           <w:p>
@@ -689,7 +757,7 @@
                 <w:color w:val="334155"/>
                 <w:sz w:val="19"/>
               </w:rPr>
-              <w:t>Created an automated student attendance tracking application in Python using OpenCV (Haar Cascade &amp; LBPH) and MySQL, with custom Excel reports via Pandas.</w:t>
+              <w:t>Automated attendance tracking in Python with OpenCV (Haar Cascade and LBPH) face recognition, MySQL persistence, and Pandas-generated Excel reports.</w:t>
             </w:r>
           </w:p>
           <w:p>
@@ -703,7 +771,7 @@
                 <w:color w:val="64748B"/>
                 <w:sz w:val="17"/>
               </w:rPr>
-              <w:t>STACK: Python / OpenCV / Tkinter / MySQL / Pandas</w:t>
+              <w:t>STACK: Python / OpenCV / Pandas / Tkinter / MySQL</w:t>
             </w:r>
           </w:p>
           <w:p>
@@ -717,7 +785,7 @@
                 <w:color w:val="0F172A"/>
                 <w:sz w:val="20"/>
               </w:rPr>
-              <w:t>Himalayan Edges Website Development</w:t>
+              <w:t>Himalayan Edges Commerce Platform</w:t>
             </w:r>
           </w:p>
           <w:p>
@@ -730,7 +798,7 @@
                 <w:color w:val="334155"/>
                 <w:sz w:val="19"/>
               </w:rPr>
-              <w:t>Launched an e-commerce platform using Django and React.js with PWA features, hosted on AWS, boosting page speeds and usage by 30%.</w:t>
+              <w:t>PWA-enabled e-commerce platform on Django and Django REST Framework, deployed to AWS, lifting page speed and client usage by 30%.</w:t>
             </w:r>
           </w:p>
           <w:p>
@@ -744,7 +812,48 @@
                 <w:color w:val="64748B"/>
                 <w:sz w:val="17"/>
               </w:rPr>
-              <w:t>STACK: Python / Django / React.js / SQLite / AWS / PWA</w:t>
+              <w:t>STACK: Python / Django / Django REST Framework / SQLite / AWS / PWA</w:t>
+            </w:r>
+          </w:p>
+          <w:p>
+            <w:pPr>
+              <w:spacing w:before="80" w:after="20"/>
+            </w:pPr>
+            <w:r>
+              <w:rPr>
+                <w:rFonts w:ascii="Arial" w:hAnsi="Arial"/>
+                <w:b/>
+                <w:color w:val="0F172A"/>
+                <w:sz w:val="20"/>
+              </w:rPr>
+              <w:t>Async Telemetry Ingestion &amp; Reporting Service</w:t>
+            </w:r>
+          </w:p>
+          <w:p>
+            <w:pPr>
+              <w:spacing w:before="0" w:after="20"/>
+            </w:pPr>
+            <w:r>
+              <w:rPr>
+                <w:rFonts w:ascii="Arial" w:hAnsi="Arial"/>
+                <w:color w:val="334155"/>
+                <w:sz w:val="19"/>
+              </w:rPr>
+              <w:t>FastAPI ingestion service with Celery and Redis task queues writing to partitioned PostgreSQL tables, plus Pandas reporting jobs over aggregated telemetry.</w:t>
+            </w:r>
+          </w:p>
+          <w:p>
+            <w:pPr>
+              <w:spacing w:before="0" w:after="80"/>
+            </w:pPr>
+            <w:r>
+              <w:rPr>
+                <w:rFonts w:ascii="Arial" w:hAnsi="Arial"/>
+                <w:i/>
+                <w:color w:val="64748B"/>
+                <w:sz w:val="17"/>
+              </w:rPr>
+              <w:t>STACK: Python / FastAPI / Celery / Redis / PostgreSQL / Pandas</w:t>
             </w:r>
           </w:p>
           <w:p>
@@ -771,7 +880,7 @@
                 <w:color w:val="334155"/>
                 <w:sz w:val="19"/>
               </w:rPr>
-              <w:t>Programmed a desktop utility for task planning, category filtering, and JSON data persistence, featuring clean MVC architecture patterns.</w:t>
+              <w:t>Python desktop utility for task planning, category filtering, and JSON persistence, structured on a clean MVC separation.</w:t>
             </w:r>
           </w:p>
           <w:p>
@@ -785,48 +894,7 @@
                 <w:color w:val="64748B"/>
                 <w:sz w:val="17"/>
               </w:rPr>
-              <w:t>STACK: Python / Tkinter / JSON / MVC Patterns</w:t>
-            </w:r>
-          </w:p>
-          <w:p>
-            <w:pPr>
-              <w:spacing w:before="80" w:after="20"/>
-            </w:pPr>
-            <w:r>
-              <w:rPr>
-                <w:rFonts w:ascii="Arial" w:hAnsi="Arial"/>
-                <w:b/>
-                <w:color w:val="0F172A"/>
-                <w:sz w:val="20"/>
-              </w:rPr>
-              <w:t>Traveling Portal &amp; Landing Page</w:t>
-            </w:r>
-          </w:p>
-          <w:p>
-            <w:pPr>
-              <w:spacing w:before="0" w:after="20"/>
-            </w:pPr>
-            <w:r>
-              <w:rPr>
-                <w:rFonts w:ascii="Arial" w:hAnsi="Arial"/>
-                <w:color w:val="334155"/>
-                <w:sz w:val="19"/>
-              </w:rPr>
-              <w:t>A fully responsive, modern front-end landing page for a travel agency built with HTML, CSS, and Bootstrap layouts.</w:t>
-            </w:r>
-          </w:p>
-          <w:p>
-            <w:pPr>
-              <w:spacing w:before="0" w:after="80"/>
-            </w:pPr>
-            <w:r>
-              <w:rPr>
-                <w:rFonts w:ascii="Arial" w:hAnsi="Arial"/>
-                <w:i/>
-                <w:color w:val="64748B"/>
-                <w:sz w:val="17"/>
-              </w:rPr>
-              <w:t>STACK: HTML5 / CSS3 / JavaScript / Bootstrap</w:t>
+              <w:t>STACK: Python / Tkinter / JSON / MVC</w:t>
             </w:r>
           </w:p>
         </w:tc>
@@ -864,7 +932,7 @@
                 <w:color w:val="4A5568"/>
                 <w:sz w:val="17"/>
               </w:rPr>
-              <w:t>Software Development Engineer specializing in Python Full Stack development, with a track record of building secure, scalable backend architectures and web systems. Expert in Python, Django, Django REST Framework (DRF), FastAPI, Celery, and database design in PostgreSQL/MySQL. Proven experience in migrating monoliths to async microservices, designing event-driven pipelines using Celery/Redis, and building real-time dashboards via WebSockets. Optimizes database queries and scales backend infrastructures using Docker.</w:t>
+              <w:t>Software Development Engineer specializing in Python Full Stack development, building secure, asynchronous backend architectures for high-volume FinTech platforms. Deep expertise in Python, Django, Django REST Framework, FastAPI, Celery, SQLAlchemy, and PostgreSQL/MySQL schema design. Migrated monoliths to async microservices serving 2 million+ users, built Celery and Redis pipelines that cleared 35% of peak-load processing bottlenecks, and streamed live transaction status over FastAPI WebSockets in under 500ms.</w:t>
             </w:r>
           </w:p>
           <w:p>
@@ -923,7 +991,7 @@
                 <w:color w:val="007BB6"/>
                 <w:sz w:val="17"/>
               </w:rPr>
-              <w:t xml:space="preserve">Backend: </w:t>
+              <w:t xml:space="preserve">Core Python: </w:t>
             </w:r>
             <w:r>
               <w:rPr>
@@ -931,7 +999,7 @@
                 <w:color w:val="2D3748"/>
                 <w:sz w:val="16"/>
               </w:rPr>
-              <w:t>Python, Django, FastAPI, Celery, Django REST Framework, SQLAlchemy (asyncio), Pandas</w:t>
+              <w:t>Python, Django, Django REST Framework, FastAPI, Celery, SQLAlchemy, asyncio</w:t>
             </w:r>
           </w:p>
           <w:p>
@@ -945,7 +1013,7 @@
                 <w:color w:val="007BB6"/>
                 <w:sz w:val="17"/>
               </w:rPr>
-              <w:t xml:space="preserve">Frontend &amp; APIs: </w:t>
+              <w:t xml:space="preserve">APIs &amp; Security: </w:t>
             </w:r>
             <w:r>
               <w:rPr>
@@ -953,7 +1021,7 @@
                 <w:color w:val="2D3748"/>
                 <w:sz w:val="16"/>
               </w:rPr>
-              <w:t>React.js, JavaScript, HTML5, CSS3, Bootstrap, RESTful APIs, WebSockets, JWT Security</w:t>
+              <w:t>RESTful APIs, JWT authentication, OAuth, RBAC, FastAPI WebSockets, API versioning</w:t>
             </w:r>
           </w:p>
           <w:p>
@@ -975,7 +1043,7 @@
                 <w:color w:val="2D3748"/>
                 <w:sz w:val="16"/>
               </w:rPr>
-              <w:t>PostgreSQL, MySQL, SQLite, Redis cache/broker, database schema design, query indexing</w:t>
+              <w:t>PostgreSQL, MySQL, SQLite, Redis, Celery queues, indexing, partitioning, query optimization</w:t>
             </w:r>
           </w:p>
           <w:p>
@@ -989,7 +1057,7 @@
                 <w:color w:val="007BB6"/>
                 <w:sz w:val="17"/>
               </w:rPr>
-              <w:t xml:space="preserve">Tools &amp; Cloud: </w:t>
+              <w:t xml:space="preserve">Tooling &amp; Frontend: </w:t>
             </w:r>
             <w:r>
               <w:rPr>
@@ -997,7 +1065,7 @@
                 <w:color w:val="2D3748"/>
                 <w:sz w:val="16"/>
               </w:rPr>
-              <w:t>Git, GitHub, Docker, Postman, Linux environments, OpenCV, LBPH face recognition</w:t>
+              <w:t>Git, GitHub, Docker, Linux, Postman, CI/CD, React.js, JavaScript (ES6+), HTML5, CSS3</w:t>
             </w:r>
           </w:p>
           <w:p>
@@ -1012,19 +1080,6 @@
                 <w:b/>
               </w:rPr>
               <w:t>CERTIFICATIONS</w:t>
-            </w:r>
-          </w:p>
-          <w:p>
-            <w:pPr>
-              <w:spacing w:before="0" w:after="40"/>
-            </w:pPr>
-            <w:r>
-              <w:rPr>
-                <w:rFonts w:ascii="Arial" w:hAnsi="Arial"/>
-                <w:color w:val="4A5568"/>
-                <w:sz w:val="16"/>
-              </w:rPr>
-              <w:t>Advanced MERN Stack Developer Certification</w:t>
             </w:r>
           </w:p>
           <w:p>
@@ -1064,6 +1119,19 @@
                 <w:sz w:val="16"/>
               </w:rPr>
               <w:t>IIT Kanpur Cyber Security Certification</w:t>
+            </w:r>
+          </w:p>
+          <w:p>
+            <w:pPr>
+              <w:spacing w:before="0" w:after="40"/>
+            </w:pPr>
+            <w:r>
+              <w:rPr>
+                <w:rFonts w:ascii="Arial" w:hAnsi="Arial"/>
+                <w:color w:val="4A5568"/>
+                <w:sz w:val="16"/>
+              </w:rPr>
+              <w:t>Advanced MERN Stack Developer Certification</w:t>
             </w:r>
           </w:p>
           <w:p>

--- a/downloads/Akhilesh_Mishra_Python_Full_Stack_Enhancv.docx
+++ b/downloads/Akhilesh_Mishra_Python_Full_Stack_Enhancv.docx
@@ -183,7 +183,7 @@
                 <w:color w:val="334155"/>
                 <w:sz w:val="19"/>
               </w:rPr>
-              <w:t xml:space="preserve">Re-architected monolithic web services into asynchronous </w:t>
+              <w:t xml:space="preserve">Moved monolithic web services onto async </w:t>
             </w:r>
             <w:r>
               <w:rPr>
@@ -217,7 +217,7 @@
                 <w:color w:val="334155"/>
                 <w:sz w:val="19"/>
               </w:rPr>
-              <w:t xml:space="preserve"> microservices, improving reliability for </w:t>
+              <w:t xml:space="preserve"> microservices serving </w:t>
             </w:r>
             <w:r>
               <w:rPr>
@@ -249,7 +249,7 @@
                 <w:color w:val="334155"/>
                 <w:sz w:val="19"/>
               </w:rPr>
-              <w:t xml:space="preserve">Scaled transaction orchestration services for AEPS, MATM, and VATM platforms on </w:t>
+              <w:t xml:space="preserve">Scaled AEPS, MATM and VATM orchestration on </w:t>
             </w:r>
             <w:r>
               <w:rPr>
@@ -266,7 +266,7 @@
                 <w:color w:val="334155"/>
                 <w:sz w:val="19"/>
               </w:rPr>
-              <w:t xml:space="preserve">, sustaining </w:t>
+              <w:t xml:space="preserve"> to </w:t>
             </w:r>
             <w:r>
               <w:rPr>
@@ -276,6 +276,23 @@
                 <w:sz w:val="19"/>
               </w:rPr>
               <w:t>500,000+ daily transactions</w:t>
+            </w:r>
+            <w:r>
+              <w:rPr>
+                <w:rFonts w:ascii="Arial" w:hAnsi="Arial"/>
+                <w:color w:val="334155"/>
+                <w:sz w:val="19"/>
+              </w:rPr>
+              <w:t xml:space="preserve"> at a </w:t>
+            </w:r>
+            <w:r>
+              <w:rPr>
+                <w:rFonts w:ascii="Arial" w:hAnsi="Arial"/>
+                <w:b/>
+                <w:color w:val="334155"/>
+                <w:sz w:val="19"/>
+              </w:rPr>
+              <w:t>99% success rate</w:t>
             </w:r>
             <w:r>
               <w:rPr>
@@ -298,7 +315,24 @@
                 <w:color w:val="334155"/>
                 <w:sz w:val="19"/>
               </w:rPr>
-              <w:t xml:space="preserve">Secured APIs with </w:t>
+              <w:t xml:space="preserve">Cut authentication latency </w:t>
+            </w:r>
+            <w:r>
+              <w:rPr>
+                <w:rFonts w:ascii="Arial" w:hAnsi="Arial"/>
+                <w:b/>
+                <w:color w:val="334155"/>
+                <w:sz w:val="19"/>
+              </w:rPr>
+              <w:t>50%</w:t>
+            </w:r>
+            <w:r>
+              <w:rPr>
+                <w:rFonts w:ascii="Arial" w:hAnsi="Arial"/>
+                <w:color w:val="334155"/>
+                <w:sz w:val="19"/>
+              </w:rPr>
+              <w:t xml:space="preserve"> with </w:t>
             </w:r>
             <w:r>
               <w:rPr>
@@ -315,7 +349,7 @@
                 <w:color w:val="334155"/>
                 <w:sz w:val="19"/>
               </w:rPr>
-              <w:t xml:space="preserve"> authentication and role-based access control (</w:t>
+              <w:t xml:space="preserve">, </w:t>
             </w:r>
             <w:r>
               <w:rPr>
@@ -332,7 +366,7 @@
                 <w:color w:val="334155"/>
                 <w:sz w:val="19"/>
               </w:rPr>
-              <w:t>) plus OTP verification, halving authentication latency.</w:t>
+              <w:t xml:space="preserve"> and OTP verification.</w:t>
             </w:r>
           </w:p>
           <w:p>
@@ -347,7 +381,7 @@
                 <w:color w:val="334155"/>
                 <w:sz w:val="19"/>
               </w:rPr>
-              <w:t xml:space="preserve">Built an asynchronous task pipeline with </w:t>
+              <w:t xml:space="preserve">Pushed slow work off the request path with </w:t>
             </w:r>
             <w:r>
               <w:rPr>
@@ -398,7 +432,7 @@
                 <w:color w:val="334155"/>
                 <w:sz w:val="19"/>
               </w:rPr>
-              <w:t xml:space="preserve"> of processing bottlenecks under peak traffic.</w:t>
+              <w:t xml:space="preserve"> of the backlog that showed up at peak traffic.</w:t>
             </w:r>
           </w:p>
           <w:p>
@@ -413,7 +447,7 @@
                 <w:color w:val="334155"/>
                 <w:sz w:val="19"/>
               </w:rPr>
-              <w:t xml:space="preserve">Tuned </w:t>
+              <w:t xml:space="preserve">Partitioned and indexed the </w:t>
             </w:r>
             <w:r>
               <w:rPr>
@@ -447,7 +481,7 @@
                 <w:color w:val="334155"/>
                 <w:sz w:val="19"/>
               </w:rPr>
-              <w:t xml:space="preserve"> schemas with indexing and query partitioning, lowering transaction query latency by </w:t>
+              <w:t xml:space="preserve"> schemas, taking transaction query latency down </w:t>
             </w:r>
             <w:r>
               <w:rPr>
@@ -479,7 +513,7 @@
                 <w:color w:val="334155"/>
                 <w:sz w:val="19"/>
               </w:rPr>
-              <w:t xml:space="preserve">Streamed live transaction status through </w:t>
+              <w:t xml:space="preserve">Streamed live transaction status over </w:t>
             </w:r>
             <w:r>
               <w:rPr>
@@ -496,7 +530,7 @@
                 <w:color w:val="334155"/>
                 <w:sz w:val="19"/>
               </w:rPr>
-              <w:t xml:space="preserve">, delivering updates to monitoring clients in under </w:t>
+              <w:t xml:space="preserve"> — updates land in under </w:t>
             </w:r>
             <w:r>
               <w:rPr>
@@ -581,7 +615,7 @@
                 <w:color w:val="334155"/>
                 <w:sz w:val="19"/>
               </w:rPr>
-              <w:t xml:space="preserve">Developed a real-time workforce telemetry and geofencing system on </w:t>
+              <w:t xml:space="preserve">Built a workforce telemetry and geofencing system on </w:t>
             </w:r>
             <w:r>
               <w:rPr>
@@ -598,7 +632,7 @@
                 <w:color w:val="334155"/>
                 <w:sz w:val="19"/>
               </w:rPr>
-              <w:t xml:space="preserve"> and </w:t>
+              <w:t xml:space="preserve"> and async </w:t>
             </w:r>
             <w:r>
               <w:rPr>
@@ -615,7 +649,7 @@
                 <w:color w:val="334155"/>
                 <w:sz w:val="19"/>
               </w:rPr>
-              <w:t xml:space="preserve"> (asyncio), serving </w:t>
+              <w:t xml:space="preserve"> for </w:t>
             </w:r>
             <w:r>
               <w:rPr>
@@ -624,7 +658,7 @@
                 <w:color w:val="334155"/>
                 <w:sz w:val="19"/>
               </w:rPr>
-              <w:t>1,000+ active field agents</w:t>
+              <w:t>1,000+ field agents</w:t>
             </w:r>
             <w:r>
               <w:rPr>
@@ -647,7 +681,7 @@
                 <w:color w:val="334155"/>
                 <w:sz w:val="19"/>
               </w:rPr>
-              <w:t xml:space="preserve">Built a high-throughput asynchronous GPS ingestion API, sustaining </w:t>
+              <w:t xml:space="preserve">Held </w:t>
             </w:r>
             <w:r>
               <w:rPr>
@@ -656,7 +690,7 @@
                 <w:color w:val="334155"/>
                 <w:sz w:val="19"/>
               </w:rPr>
-              <w:t>10,000+ concurrent location pings at 99.9% uptime</w:t>
+              <w:t>99.9% uptime</w:t>
             </w:r>
             <w:r>
               <w:rPr>
@@ -664,7 +698,24 @@
                 <w:color w:val="334155"/>
                 <w:sz w:val="19"/>
               </w:rPr>
-              <w:t>.</w:t>
+              <w:t xml:space="preserve"> on the GPS ingestion API while it absorbed </w:t>
+            </w:r>
+            <w:r>
+              <w:rPr>
+                <w:rFonts w:ascii="Arial" w:hAnsi="Arial"/>
+                <w:b/>
+                <w:color w:val="334155"/>
+                <w:sz w:val="19"/>
+              </w:rPr>
+              <w:t>10,000+ concurrent</w:t>
+            </w:r>
+            <w:r>
+              <w:rPr>
+                <w:rFonts w:ascii="Arial" w:hAnsi="Arial"/>
+                <w:color w:val="334155"/>
+                <w:sz w:val="19"/>
+              </w:rPr>
+              <w:t xml:space="preserve"> location pings.</w:t>
             </w:r>
           </w:p>
           <w:p>
@@ -679,7 +730,7 @@
                 <w:color w:val="334155"/>
                 <w:sz w:val="19"/>
               </w:rPr>
-              <w:t xml:space="preserve">Delivered the live telemetry dashboard in </w:t>
+              <w:t xml:space="preserve">Wired the telemetry dashboard in </w:t>
             </w:r>
             <w:r>
               <w:rPr>
@@ -696,7 +747,7 @@
                 <w:color w:val="334155"/>
                 <w:sz w:val="19"/>
               </w:rPr>
-              <w:t xml:space="preserve"> against FastAPI WebSocket endpoints, cutting UI load times by </w:t>
+              <w:t xml:space="preserve"> to FastAPI WebSocket endpoints, </w:t>
             </w:r>
             <w:r>
               <w:rPr>
@@ -713,7 +764,7 @@
                 <w:color w:val="334155"/>
                 <w:sz w:val="19"/>
               </w:rPr>
-              <w:t>.</w:t>
+              <w:t xml:space="preserve"> quicker to load.</w:t>
             </w:r>
           </w:p>
           <w:p>
@@ -932,7 +983,7 @@
                 <w:color w:val="4A5568"/>
                 <w:sz w:val="17"/>
               </w:rPr>
-              <w:t>Software Development Engineer specializing in Python Full Stack development, building secure, asynchronous backend architectures for high-volume FinTech platforms. Deep expertise in Python, Django, Django REST Framework, FastAPI, Celery, SQLAlchemy, and PostgreSQL/MySQL schema design. Migrated monoliths to async microservices serving 2 million+ users, built Celery and Redis pipelines that cleared 35% of peak-load processing bottlenecks, and streamed live transaction status over FastAPI WebSockets in under 500ms.</w:t>
+              <w:t>Python full stack developer focused on asynchronous backends for high-volume FinTech. Django and Django REST Framework where the domain is CRUD-heavy, FastAPI where latency matters, Celery and Redis for whatever belongs off the request path. Currently on services clearing 500,000+ transactions a day for 2 million+ users, streaming live status over WebSockets in under 500ms. Reads the query plan before adding the index.</w:t>
             </w:r>
           </w:p>
           <w:p>

--- a/downloads/Akhilesh_Mishra_Python_Full_Stack_Enhancv.docx
+++ b/downloads/Akhilesh_Mishra_Python_Full_Stack_Enhancv.docx
@@ -183,7 +183,271 @@
                 <w:color w:val="334155"/>
                 <w:sz w:val="19"/>
               </w:rPr>
-              <w:t xml:space="preserve">Moved monolithic web services onto async </w:t>
+              <w:t xml:space="preserve">Scaled AEPS, MATM and VATM orchestration to </w:t>
+            </w:r>
+            <w:r>
+              <w:rPr>
+                <w:rFonts w:ascii="Arial" w:hAnsi="Arial"/>
+                <w:b/>
+                <w:color w:val="334155"/>
+                <w:sz w:val="19"/>
+              </w:rPr>
+              <w:t>500,000+ daily transactions</w:t>
+            </w:r>
+            <w:r>
+              <w:rPr>
+                <w:rFonts w:ascii="Arial" w:hAnsi="Arial"/>
+                <w:color w:val="334155"/>
+                <w:sz w:val="19"/>
+              </w:rPr>
+              <w:t xml:space="preserve"> at a </w:t>
+            </w:r>
+            <w:r>
+              <w:rPr>
+                <w:rFonts w:ascii="Arial" w:hAnsi="Arial"/>
+                <w:b/>
+                <w:color w:val="334155"/>
+                <w:sz w:val="19"/>
+              </w:rPr>
+              <w:t>99% success rate</w:t>
+            </w:r>
+            <w:r>
+              <w:rPr>
+                <w:rFonts w:ascii="Arial" w:hAnsi="Arial"/>
+                <w:color w:val="334155"/>
+                <w:sz w:val="19"/>
+              </w:rPr>
+              <w:t xml:space="preserve">, by making the </w:t>
+            </w:r>
+            <w:r>
+              <w:rPr>
+                <w:rFonts w:ascii="Arial" w:hAnsi="Arial"/>
+                <w:b/>
+                <w:color w:val="334155"/>
+                <w:sz w:val="19"/>
+              </w:rPr>
+              <w:t>Django REST Framework</w:t>
+            </w:r>
+            <w:r>
+              <w:rPr>
+                <w:rFonts w:ascii="Arial" w:hAnsi="Arial"/>
+                <w:color w:val="334155"/>
+                <w:sz w:val="19"/>
+              </w:rPr>
+              <w:t xml:space="preserve"> payment path idempotent with request keys, backoff retries and nightly reconciliation.</w:t>
+            </w:r>
+          </w:p>
+          <w:p>
+            <w:pPr>
+              <w:pStyle w:val="ListBullet"/>
+              <w:spacing w:before="0" w:after="20"/>
+              <w:ind w:left="216"/>
+            </w:pPr>
+            <w:r>
+              <w:rPr>
+                <w:rFonts w:ascii="Arial" w:hAnsi="Arial"/>
+                <w:color w:val="334155"/>
+                <w:sz w:val="19"/>
+              </w:rPr>
+              <w:t xml:space="preserve">Took transaction query p95 down </w:t>
+            </w:r>
+            <w:r>
+              <w:rPr>
+                <w:rFonts w:ascii="Arial" w:hAnsi="Arial"/>
+                <w:b/>
+                <w:color w:val="334155"/>
+                <w:sz w:val="19"/>
+              </w:rPr>
+              <w:t>45%</w:t>
+            </w:r>
+            <w:r>
+              <w:rPr>
+                <w:rFonts w:ascii="Arial" w:hAnsi="Arial"/>
+                <w:color w:val="334155"/>
+                <w:sz w:val="19"/>
+              </w:rPr>
+              <w:t xml:space="preserve"> across </w:t>
+            </w:r>
+            <w:r>
+              <w:rPr>
+                <w:rFonts w:ascii="Arial" w:hAnsi="Arial"/>
+                <w:b/>
+                <w:color w:val="334155"/>
+                <w:sz w:val="19"/>
+              </w:rPr>
+              <w:t>PostgreSQL</w:t>
+            </w:r>
+            <w:r>
+              <w:rPr>
+                <w:rFonts w:ascii="Arial" w:hAnsi="Arial"/>
+                <w:color w:val="334155"/>
+                <w:sz w:val="19"/>
+              </w:rPr>
+              <w:t xml:space="preserve"> and </w:t>
+            </w:r>
+            <w:r>
+              <w:rPr>
+                <w:rFonts w:ascii="Arial" w:hAnsi="Arial"/>
+                <w:b/>
+                <w:color w:val="334155"/>
+                <w:sz w:val="19"/>
+              </w:rPr>
+              <w:t>MySQL</w:t>
+            </w:r>
+            <w:r>
+              <w:rPr>
+                <w:rFonts w:ascii="Arial" w:hAnsi="Arial"/>
+                <w:color w:val="334155"/>
+                <w:sz w:val="19"/>
+              </w:rPr>
+              <w:t>, by partitioning the hot tables and adding covering indexes chosen from the query plan.</w:t>
+            </w:r>
+          </w:p>
+          <w:p>
+            <w:pPr>
+              <w:pStyle w:val="ListBullet"/>
+              <w:spacing w:before="0" w:after="20"/>
+              <w:ind w:left="216"/>
+            </w:pPr>
+            <w:r>
+              <w:rPr>
+                <w:rFonts w:ascii="Arial" w:hAnsi="Arial"/>
+                <w:color w:val="334155"/>
+                <w:sz w:val="19"/>
+              </w:rPr>
+              <w:t xml:space="preserve">Cleared </w:t>
+            </w:r>
+            <w:r>
+              <w:rPr>
+                <w:rFonts w:ascii="Arial" w:hAnsi="Arial"/>
+                <w:b/>
+                <w:color w:val="334155"/>
+                <w:sz w:val="19"/>
+              </w:rPr>
+              <w:t>35%</w:t>
+            </w:r>
+            <w:r>
+              <w:rPr>
+                <w:rFonts w:ascii="Arial" w:hAnsi="Arial"/>
+                <w:color w:val="334155"/>
+                <w:sz w:val="19"/>
+              </w:rPr>
+              <w:t xml:space="preserve"> of the peak-traffic backlog, by moving slow work off the request path onto </w:t>
+            </w:r>
+            <w:r>
+              <w:rPr>
+                <w:rFonts w:ascii="Arial" w:hAnsi="Arial"/>
+                <w:b/>
+                <w:color w:val="334155"/>
+                <w:sz w:val="19"/>
+              </w:rPr>
+              <w:t>Celery</w:t>
+            </w:r>
+            <w:r>
+              <w:rPr>
+                <w:rFonts w:ascii="Arial" w:hAnsi="Arial"/>
+                <w:color w:val="334155"/>
+                <w:sz w:val="19"/>
+              </w:rPr>
+              <w:t xml:space="preserve"> workers with </w:t>
+            </w:r>
+            <w:r>
+              <w:rPr>
+                <w:rFonts w:ascii="Arial" w:hAnsi="Arial"/>
+                <w:b/>
+                <w:color w:val="334155"/>
+                <w:sz w:val="19"/>
+              </w:rPr>
+              <w:t>Redis</w:t>
+            </w:r>
+            <w:r>
+              <w:rPr>
+                <w:rFonts w:ascii="Arial" w:hAnsi="Arial"/>
+                <w:color w:val="334155"/>
+                <w:sz w:val="19"/>
+              </w:rPr>
+              <w:t xml:space="preserve"> broking and idempotent task retries.</w:t>
+            </w:r>
+          </w:p>
+          <w:p>
+            <w:pPr>
+              <w:pStyle w:val="ListBullet"/>
+              <w:spacing w:before="0" w:after="20"/>
+              <w:ind w:left="216"/>
+            </w:pPr>
+            <w:r>
+              <w:rPr>
+                <w:rFonts w:ascii="Arial" w:hAnsi="Arial"/>
+                <w:color w:val="334155"/>
+                <w:sz w:val="19"/>
+              </w:rPr>
+              <w:t xml:space="preserve">Delivered live transaction status in under </w:t>
+            </w:r>
+            <w:r>
+              <w:rPr>
+                <w:rFonts w:ascii="Arial" w:hAnsi="Arial"/>
+                <w:b/>
+                <w:color w:val="334155"/>
+                <w:sz w:val="19"/>
+              </w:rPr>
+              <w:t>500ms</w:t>
+            </w:r>
+            <w:r>
+              <w:rPr>
+                <w:rFonts w:ascii="Arial" w:hAnsi="Arial"/>
+                <w:color w:val="334155"/>
+                <w:sz w:val="19"/>
+              </w:rPr>
+              <w:t xml:space="preserve">, by streaming updates over </w:t>
+            </w:r>
+            <w:r>
+              <w:rPr>
+                <w:rFonts w:ascii="Arial" w:hAnsi="Arial"/>
+                <w:b/>
+                <w:color w:val="334155"/>
+                <w:sz w:val="19"/>
+              </w:rPr>
+              <w:t>FastAPI WebSockets</w:t>
+            </w:r>
+            <w:r>
+              <w:rPr>
+                <w:rFonts w:ascii="Arial" w:hAnsi="Arial"/>
+                <w:color w:val="334155"/>
+                <w:sz w:val="19"/>
+              </w:rPr>
+              <w:t xml:space="preserve"> instead of client polling.</w:t>
+            </w:r>
+          </w:p>
+          <w:p>
+            <w:pPr>
+              <w:pStyle w:val="ListBullet"/>
+              <w:spacing w:before="0" w:after="20"/>
+              <w:ind w:left="216"/>
+            </w:pPr>
+            <w:r>
+              <w:rPr>
+                <w:rFonts w:ascii="Arial" w:hAnsi="Arial"/>
+                <w:color w:val="334155"/>
+                <w:sz w:val="19"/>
+              </w:rPr>
+              <w:t xml:space="preserve">Contained a bad release to one service instead of the whole portal for </w:t>
+            </w:r>
+            <w:r>
+              <w:rPr>
+                <w:rFonts w:ascii="Arial" w:hAnsi="Arial"/>
+                <w:b/>
+                <w:color w:val="334155"/>
+                <w:sz w:val="19"/>
+              </w:rPr>
+              <w:t>2 million+ users</w:t>
+            </w:r>
+            <w:r>
+              <w:rPr>
+                <w:rFonts w:ascii="Arial" w:hAnsi="Arial"/>
+                <w:color w:val="334155"/>
+                <w:sz w:val="19"/>
+              </w:rPr>
+              <w:t xml:space="preserve">, by moving monolithic web services onto async </w:t>
             </w:r>
             <w:r>
               <w:rPr>
@@ -217,90 +481,7 @@
                 <w:color w:val="334155"/>
                 <w:sz w:val="19"/>
               </w:rPr>
-              <w:t xml:space="preserve"> microservices serving </w:t>
-            </w:r>
-            <w:r>
-              <w:rPr>
-                <w:rFonts w:ascii="Arial" w:hAnsi="Arial"/>
-                <w:b/>
-                <w:color w:val="334155"/>
-                <w:sz w:val="19"/>
-              </w:rPr>
-              <w:t>2 million+ users</w:t>
-            </w:r>
-            <w:r>
-              <w:rPr>
-                <w:rFonts w:ascii="Arial" w:hAnsi="Arial"/>
-                <w:color w:val="334155"/>
-                <w:sz w:val="19"/>
-              </w:rPr>
-              <w:t>.</w:t>
-            </w:r>
-          </w:p>
-          <w:p>
-            <w:pPr>
-              <w:pStyle w:val="ListBullet"/>
-              <w:spacing w:before="0" w:after="20"/>
-              <w:ind w:left="216"/>
-            </w:pPr>
-            <w:r>
-              <w:rPr>
-                <w:rFonts w:ascii="Arial" w:hAnsi="Arial"/>
-                <w:color w:val="334155"/>
-                <w:sz w:val="19"/>
-              </w:rPr>
-              <w:t xml:space="preserve">Scaled AEPS, MATM and VATM orchestration on </w:t>
-            </w:r>
-            <w:r>
-              <w:rPr>
-                <w:rFonts w:ascii="Arial" w:hAnsi="Arial"/>
-                <w:b/>
-                <w:color w:val="334155"/>
-                <w:sz w:val="19"/>
-              </w:rPr>
-              <w:t>Django REST Framework</w:t>
-            </w:r>
-            <w:r>
-              <w:rPr>
-                <w:rFonts w:ascii="Arial" w:hAnsi="Arial"/>
-                <w:color w:val="334155"/>
-                <w:sz w:val="19"/>
-              </w:rPr>
-              <w:t xml:space="preserve"> to </w:t>
-            </w:r>
-            <w:r>
-              <w:rPr>
-                <w:rFonts w:ascii="Arial" w:hAnsi="Arial"/>
-                <w:b/>
-                <w:color w:val="334155"/>
-                <w:sz w:val="19"/>
-              </w:rPr>
-              <w:t>500,000+ daily transactions</w:t>
-            </w:r>
-            <w:r>
-              <w:rPr>
-                <w:rFonts w:ascii="Arial" w:hAnsi="Arial"/>
-                <w:color w:val="334155"/>
-                <w:sz w:val="19"/>
-              </w:rPr>
-              <w:t xml:space="preserve"> at a </w:t>
-            </w:r>
-            <w:r>
-              <w:rPr>
-                <w:rFonts w:ascii="Arial" w:hAnsi="Arial"/>
-                <w:b/>
-                <w:color w:val="334155"/>
-                <w:sz w:val="19"/>
-              </w:rPr>
-              <w:t>99% success rate</w:t>
-            </w:r>
-            <w:r>
-              <w:rPr>
-                <w:rFonts w:ascii="Arial" w:hAnsi="Arial"/>
-                <w:color w:val="334155"/>
-                <w:sz w:val="19"/>
-              </w:rPr>
-              <w:t>.</w:t>
+              <w:t xml:space="preserve"> microservices behind a versioned REST gateway.</w:t>
             </w:r>
           </w:p>
           <w:p>
@@ -332,7 +513,7 @@
                 <w:color w:val="334155"/>
                 <w:sz w:val="19"/>
               </w:rPr>
-              <w:t xml:space="preserve"> with </w:t>
+              <w:t xml:space="preserve">, by issuing </w:t>
             </w:r>
             <w:r>
               <w:rPr>
@@ -349,7 +530,7 @@
                 <w:color w:val="334155"/>
                 <w:sz w:val="19"/>
               </w:rPr>
-              <w:t xml:space="preserve">, </w:t>
+              <w:t xml:space="preserve"> access/refresh pairs with </w:t>
             </w:r>
             <w:r>
               <w:rPr>
@@ -366,39 +547,7 @@
                 <w:color w:val="334155"/>
                 <w:sz w:val="19"/>
               </w:rPr>
-              <w:t xml:space="preserve"> and OTP verification.</w:t>
-            </w:r>
-          </w:p>
-          <w:p>
-            <w:pPr>
-              <w:pStyle w:val="ListBullet"/>
-              <w:spacing w:before="0" w:after="20"/>
-              <w:ind w:left="216"/>
-            </w:pPr>
-            <w:r>
-              <w:rPr>
-                <w:rFonts w:ascii="Arial" w:hAnsi="Arial"/>
-                <w:color w:val="334155"/>
-                <w:sz w:val="19"/>
-              </w:rPr>
-              <w:t xml:space="preserve">Pushed slow work off the request path with </w:t>
-            </w:r>
-            <w:r>
-              <w:rPr>
-                <w:rFonts w:ascii="Arial" w:hAnsi="Arial"/>
-                <w:b/>
-                <w:color w:val="334155"/>
-                <w:sz w:val="19"/>
-              </w:rPr>
-              <w:t>Celery</w:t>
-            </w:r>
-            <w:r>
-              <w:rPr>
-                <w:rFonts w:ascii="Arial" w:hAnsi="Arial"/>
-                <w:color w:val="334155"/>
-                <w:sz w:val="19"/>
-              </w:rPr>
-              <w:t xml:space="preserve"> and </w:t>
+              <w:t xml:space="preserve"> claims and caching OTP verification state in </w:t>
             </w:r>
             <w:r>
               <w:rPr>
@@ -408,138 +557,6 @@
                 <w:sz w:val="19"/>
               </w:rPr>
               <w:t>Redis</w:t>
-            </w:r>
-            <w:r>
-              <w:rPr>
-                <w:rFonts w:ascii="Arial" w:hAnsi="Arial"/>
-                <w:color w:val="334155"/>
-                <w:sz w:val="19"/>
-              </w:rPr>
-              <w:t xml:space="preserve">, clearing </w:t>
-            </w:r>
-            <w:r>
-              <w:rPr>
-                <w:rFonts w:ascii="Arial" w:hAnsi="Arial"/>
-                <w:b/>
-                <w:color w:val="334155"/>
-                <w:sz w:val="19"/>
-              </w:rPr>
-              <w:t>35%</w:t>
-            </w:r>
-            <w:r>
-              <w:rPr>
-                <w:rFonts w:ascii="Arial" w:hAnsi="Arial"/>
-                <w:color w:val="334155"/>
-                <w:sz w:val="19"/>
-              </w:rPr>
-              <w:t xml:space="preserve"> of the backlog that showed up at peak traffic.</w:t>
-            </w:r>
-          </w:p>
-          <w:p>
-            <w:pPr>
-              <w:pStyle w:val="ListBullet"/>
-              <w:spacing w:before="0" w:after="20"/>
-              <w:ind w:left="216"/>
-            </w:pPr>
-            <w:r>
-              <w:rPr>
-                <w:rFonts w:ascii="Arial" w:hAnsi="Arial"/>
-                <w:color w:val="334155"/>
-                <w:sz w:val="19"/>
-              </w:rPr>
-              <w:t xml:space="preserve">Partitioned and indexed the </w:t>
-            </w:r>
-            <w:r>
-              <w:rPr>
-                <w:rFonts w:ascii="Arial" w:hAnsi="Arial"/>
-                <w:b/>
-                <w:color w:val="334155"/>
-                <w:sz w:val="19"/>
-              </w:rPr>
-              <w:t>PostgreSQL</w:t>
-            </w:r>
-            <w:r>
-              <w:rPr>
-                <w:rFonts w:ascii="Arial" w:hAnsi="Arial"/>
-                <w:color w:val="334155"/>
-                <w:sz w:val="19"/>
-              </w:rPr>
-              <w:t xml:space="preserve"> and </w:t>
-            </w:r>
-            <w:r>
-              <w:rPr>
-                <w:rFonts w:ascii="Arial" w:hAnsi="Arial"/>
-                <w:b/>
-                <w:color w:val="334155"/>
-                <w:sz w:val="19"/>
-              </w:rPr>
-              <w:t>MySQL</w:t>
-            </w:r>
-            <w:r>
-              <w:rPr>
-                <w:rFonts w:ascii="Arial" w:hAnsi="Arial"/>
-                <w:color w:val="334155"/>
-                <w:sz w:val="19"/>
-              </w:rPr>
-              <w:t xml:space="preserve"> schemas, taking transaction query latency down </w:t>
-            </w:r>
-            <w:r>
-              <w:rPr>
-                <w:rFonts w:ascii="Arial" w:hAnsi="Arial"/>
-                <w:b/>
-                <w:color w:val="334155"/>
-                <w:sz w:val="19"/>
-              </w:rPr>
-              <w:t>45%</w:t>
-            </w:r>
-            <w:r>
-              <w:rPr>
-                <w:rFonts w:ascii="Arial" w:hAnsi="Arial"/>
-                <w:color w:val="334155"/>
-                <w:sz w:val="19"/>
-              </w:rPr>
-              <w:t>.</w:t>
-            </w:r>
-          </w:p>
-          <w:p>
-            <w:pPr>
-              <w:pStyle w:val="ListBullet"/>
-              <w:spacing w:before="0" w:after="20"/>
-              <w:ind w:left="216"/>
-            </w:pPr>
-            <w:r>
-              <w:rPr>
-                <w:rFonts w:ascii="Arial" w:hAnsi="Arial"/>
-                <w:color w:val="334155"/>
-                <w:sz w:val="19"/>
-              </w:rPr>
-              <w:t xml:space="preserve">Streamed live transaction status over </w:t>
-            </w:r>
-            <w:r>
-              <w:rPr>
-                <w:rFonts w:ascii="Arial" w:hAnsi="Arial"/>
-                <w:b/>
-                <w:color w:val="334155"/>
-                <w:sz w:val="19"/>
-              </w:rPr>
-              <w:t>FastAPI WebSockets</w:t>
-            </w:r>
-            <w:r>
-              <w:rPr>
-                <w:rFonts w:ascii="Arial" w:hAnsi="Arial"/>
-                <w:color w:val="334155"/>
-                <w:sz w:val="19"/>
-              </w:rPr>
-              <w:t xml:space="preserve"> — updates land in under </w:t>
-            </w:r>
-            <w:r>
-              <w:rPr>
-                <w:rFonts w:ascii="Arial" w:hAnsi="Arial"/>
-                <w:b/>
-                <w:color w:val="334155"/>
-                <w:sz w:val="19"/>
-              </w:rPr>
-              <w:t>500ms</w:t>
             </w:r>
             <w:r>
               <w:rPr>
@@ -561,7 +578,7 @@
                 <w:color w:val="0F172A"/>
                 <w:sz w:val="21"/>
               </w:rPr>
-              <w:t>Freelance Software Engineer</w:t>
+              <w:t>Software Engineer (Contract)</w:t>
             </w:r>
             <w:r>
               <w:t xml:space="preserve"> - </w:t>
@@ -573,7 +590,7 @@
                 <w:color w:val="475569"/>
                 <w:sz w:val="20"/>
               </w:rPr>
-              <w:t>Workforce Telemetry &amp; Operations</w:t>
+              <w:t>Independent Client Engagement</w:t>
             </w:r>
           </w:p>
           <w:p>
@@ -615,7 +632,24 @@
                 <w:color w:val="334155"/>
                 <w:sz w:val="19"/>
               </w:rPr>
-              <w:t xml:space="preserve">Built a workforce telemetry and geofencing system on </w:t>
+              <w:t xml:space="preserve">Built a workforce telemetry and geofencing system for </w:t>
+            </w:r>
+            <w:r>
+              <w:rPr>
+                <w:rFonts w:ascii="Arial" w:hAnsi="Arial"/>
+                <w:b/>
+                <w:color w:val="334155"/>
+                <w:sz w:val="19"/>
+              </w:rPr>
+              <w:t>1,000+ field agents</w:t>
+            </w:r>
+            <w:r>
+              <w:rPr>
+                <w:rFonts w:ascii="Arial" w:hAnsi="Arial"/>
+                <w:color w:val="334155"/>
+                <w:sz w:val="19"/>
+              </w:rPr>
+              <w:t xml:space="preserve"> end to end, on </w:t>
             </w:r>
             <w:r>
               <w:rPr>
@@ -649,7 +683,7 @@
                 <w:color w:val="334155"/>
                 <w:sz w:val="19"/>
               </w:rPr>
-              <w:t xml:space="preserve"> for </w:t>
+              <w:t xml:space="preserve"> with </w:t>
             </w:r>
             <w:r>
               <w:rPr>
@@ -658,7 +692,7 @@
                 <w:color w:val="334155"/>
                 <w:sz w:val="19"/>
               </w:rPr>
-              <w:t>1,000+ field agents</w:t>
+              <w:t>Alembic</w:t>
             </w:r>
             <w:r>
               <w:rPr>
@@ -666,7 +700,7 @@
                 <w:color w:val="334155"/>
                 <w:sz w:val="19"/>
               </w:rPr>
-              <w:t>.</w:t>
+              <w:t xml:space="preserve"> migrations.</w:t>
             </w:r>
           </w:p>
           <w:p>
@@ -698,7 +732,7 @@
                 <w:color w:val="334155"/>
                 <w:sz w:val="19"/>
               </w:rPr>
-              <w:t xml:space="preserve"> on the GPS ingestion API while it absorbed </w:t>
+              <w:t xml:space="preserve"> while absorbing </w:t>
             </w:r>
             <w:r>
               <w:rPr>
@@ -715,7 +749,41 @@
                 <w:color w:val="334155"/>
                 <w:sz w:val="19"/>
               </w:rPr>
-              <w:t xml:space="preserve"> location pings.</w:t>
+              <w:t xml:space="preserve"> location pings, by batching writes through a </w:t>
+            </w:r>
+            <w:r>
+              <w:rPr>
+                <w:rFonts w:ascii="Arial" w:hAnsi="Arial"/>
+                <w:b/>
+                <w:color w:val="334155"/>
+                <w:sz w:val="19"/>
+              </w:rPr>
+              <w:t>Celery</w:t>
+            </w:r>
+            <w:r>
+              <w:rPr>
+                <w:rFonts w:ascii="Arial" w:hAnsi="Arial"/>
+                <w:color w:val="334155"/>
+                <w:sz w:val="19"/>
+              </w:rPr>
+              <w:t xml:space="preserve"> and </w:t>
+            </w:r>
+            <w:r>
+              <w:rPr>
+                <w:rFonts w:ascii="Arial" w:hAnsi="Arial"/>
+                <w:b/>
+                <w:color w:val="334155"/>
+                <w:sz w:val="19"/>
+              </w:rPr>
+              <w:t>Redis</w:t>
+            </w:r>
+            <w:r>
+              <w:rPr>
+                <w:rFonts w:ascii="Arial" w:hAnsi="Arial"/>
+                <w:color w:val="334155"/>
+                <w:sz w:val="19"/>
+              </w:rPr>
+              <w:t xml:space="preserve"> ingestion pipeline.</w:t>
             </w:r>
           </w:p>
           <w:p>
@@ -730,7 +798,24 @@
                 <w:color w:val="334155"/>
                 <w:sz w:val="19"/>
               </w:rPr>
-              <w:t xml:space="preserve">Wired the telemetry dashboard in </w:t>
+              <w:t xml:space="preserve">Brought dashboard load time down </w:t>
+            </w:r>
+            <w:r>
+              <w:rPr>
+                <w:rFonts w:ascii="Arial" w:hAnsi="Arial"/>
+                <w:b/>
+                <w:color w:val="334155"/>
+                <w:sz w:val="19"/>
+              </w:rPr>
+              <w:t>30%</w:t>
+            </w:r>
+            <w:r>
+              <w:rPr>
+                <w:rFonts w:ascii="Arial" w:hAnsi="Arial"/>
+                <w:color w:val="334155"/>
+                <w:sz w:val="19"/>
+              </w:rPr>
+              <w:t xml:space="preserve">, by wiring the </w:t>
             </w:r>
             <w:r>
               <w:rPr>
@@ -747,7 +832,7 @@
                 <w:color w:val="334155"/>
                 <w:sz w:val="19"/>
               </w:rPr>
-              <w:t xml:space="preserve"> to FastAPI WebSocket endpoints, </w:t>
+              <w:t xml:space="preserve"> telemetry view to </w:t>
             </w:r>
             <w:r>
               <w:rPr>
@@ -756,7 +841,7 @@
                 <w:color w:val="334155"/>
                 <w:sz w:val="19"/>
               </w:rPr>
-              <w:t>30%</w:t>
+              <w:t>FastAPI WebSocket</w:t>
             </w:r>
             <w:r>
               <w:rPr>
@@ -764,7 +849,7 @@
                 <w:color w:val="334155"/>
                 <w:sz w:val="19"/>
               </w:rPr>
-              <w:t xml:space="preserve"> quicker to load.</w:t>
+              <w:t xml:space="preserve"> endpoints instead of polling.</w:t>
             </w:r>
           </w:p>
           <w:p>
@@ -795,6 +880,88 @@
                 <w:color w:val="0F172A"/>
                 <w:sz w:val="20"/>
               </w:rPr>
+              <w:t>DigiPay API Platform</w:t>
+            </w:r>
+          </w:p>
+          <w:p>
+            <w:pPr>
+              <w:spacing w:before="0" w:after="20"/>
+            </w:pPr>
+            <w:r>
+              <w:rPr>
+                <w:rFonts w:ascii="Arial" w:hAnsi="Arial"/>
+                <w:color w:val="334155"/>
+                <w:sz w:val="19"/>
+              </w:rPr>
+              <w:t>FastAPI service with versioned routers, correlation-ID request tracing, auth and rate-limit middleware and a documented deprecation policy, packaged with Docker and a CI pipeline. github.com/GitHub-akhilesh/Django_apis_digipay</w:t>
+            </w:r>
+          </w:p>
+          <w:p>
+            <w:pPr>
+              <w:spacing w:before="0" w:after="80"/>
+            </w:pPr>
+            <w:r>
+              <w:rPr>
+                <w:rFonts w:ascii="Arial" w:hAnsi="Arial"/>
+                <w:i/>
+                <w:color w:val="64748B"/>
+                <w:sz w:val="17"/>
+              </w:rPr>
+              <w:t>STACK: Python / FastAPI / PostgreSQL / Docker / GitHub Actions</w:t>
+            </w:r>
+          </w:p>
+          <w:p>
+            <w:pPr>
+              <w:spacing w:before="80" w:after="20"/>
+            </w:pPr>
+            <w:r>
+              <w:rPr>
+                <w:rFonts w:ascii="Arial" w:hAnsi="Arial"/>
+                <w:b/>
+                <w:color w:val="0F172A"/>
+                <w:sz w:val="20"/>
+              </w:rPr>
+              <w:t>Polyglot Task Microservices</w:t>
+            </w:r>
+          </w:p>
+          <w:p>
+            <w:pPr>
+              <w:spacing w:before="0" w:after="20"/>
+            </w:pPr>
+            <w:r>
+              <w:rPr>
+                <w:rFonts w:ascii="Arial" w:hAnsi="Arial"/>
+                <w:color w:val="334155"/>
+                <w:sz w:val="19"/>
+              </w:rPr>
+              <w:t>Django REST API, Flask utility service and FastAPI notification service running side by side under Docker Compose with Kubernetes manifests, fronted by a React web client. github.com/GitHub-akhilesh/To-do-list-app</w:t>
+            </w:r>
+          </w:p>
+          <w:p>
+            <w:pPr>
+              <w:spacing w:before="0" w:after="80"/>
+            </w:pPr>
+            <w:r>
+              <w:rPr>
+                <w:rFonts w:ascii="Arial" w:hAnsi="Arial"/>
+                <w:i/>
+                <w:color w:val="64748B"/>
+                <w:sz w:val="17"/>
+              </w:rPr>
+              <w:t>STACK: Python / Django / Flask / FastAPI / Docker / Kubernetes</w:t>
+            </w:r>
+          </w:p>
+          <w:p>
+            <w:pPr>
+              <w:spacing w:before="80" w:after="20"/>
+            </w:pPr>
+            <w:r>
+              <w:rPr>
+                <w:rFonts w:ascii="Arial" w:hAnsi="Arial"/>
+                <w:b/>
+                <w:color w:val="0F172A"/>
+                <w:sz w:val="20"/>
+              </w:rPr>
               <w:t>Facial Recognition Attendance System</w:t>
             </w:r>
           </w:p>
@@ -808,7 +975,7 @@
                 <w:color w:val="334155"/>
                 <w:sz w:val="19"/>
               </w:rPr>
-              <w:t>Automated attendance tracking in Python with OpenCV (Haar Cascade and LBPH) face recognition, MySQL persistence, and Pandas-generated Excel reports.</w:t>
+              <w:t>Automated attendance capture in Python using OpenCV Haar Cascade and LBPH recognition, with MySQL persistence and Pandas-generated Excel reports. github.com/GitHub-akhilesh/automatic-attendance-through-face-detection</w:t>
             </w:r>
           </w:p>
           <w:p>
@@ -823,47 +990,6 @@
                 <w:sz w:val="17"/>
               </w:rPr>
               <w:t>STACK: Python / OpenCV / Pandas / Tkinter / MySQL</w:t>
-            </w:r>
-          </w:p>
-          <w:p>
-            <w:pPr>
-              <w:spacing w:before="80" w:after="20"/>
-            </w:pPr>
-            <w:r>
-              <w:rPr>
-                <w:rFonts w:ascii="Arial" w:hAnsi="Arial"/>
-                <w:b/>
-                <w:color w:val="0F172A"/>
-                <w:sz w:val="20"/>
-              </w:rPr>
-              <w:t>Himalayan Edges Commerce Platform</w:t>
-            </w:r>
-          </w:p>
-          <w:p>
-            <w:pPr>
-              <w:spacing w:before="0" w:after="20"/>
-            </w:pPr>
-            <w:r>
-              <w:rPr>
-                <w:rFonts w:ascii="Arial" w:hAnsi="Arial"/>
-                <w:color w:val="334155"/>
-                <w:sz w:val="19"/>
-              </w:rPr>
-              <w:t>PWA-enabled e-commerce platform on Django and Django REST Framework, deployed to AWS, lifting page speed and client usage by 30%.</w:t>
-            </w:r>
-          </w:p>
-          <w:p>
-            <w:pPr>
-              <w:spacing w:before="0" w:after="80"/>
-            </w:pPr>
-            <w:r>
-              <w:rPr>
-                <w:rFonts w:ascii="Arial" w:hAnsi="Arial"/>
-                <w:i/>
-                <w:color w:val="64748B"/>
-                <w:sz w:val="17"/>
-              </w:rPr>
-              <w:t>STACK: Python / Django / Django REST Framework / SQLite / AWS / PWA</w:t>
             </w:r>
           </w:p>
           <w:p>
@@ -907,47 +1033,6 @@
               <w:t>STACK: Python / FastAPI / Celery / Redis / PostgreSQL / Pandas</w:t>
             </w:r>
           </w:p>
-          <w:p>
-            <w:pPr>
-              <w:spacing w:before="80" w:after="20"/>
-            </w:pPr>
-            <w:r>
-              <w:rPr>
-                <w:rFonts w:ascii="Arial" w:hAnsi="Arial"/>
-                <w:b/>
-                <w:color w:val="0F172A"/>
-                <w:sz w:val="20"/>
-              </w:rPr>
-              <w:t>Persistent Task Management Dashboard</w:t>
-            </w:r>
-          </w:p>
-          <w:p>
-            <w:pPr>
-              <w:spacing w:before="0" w:after="20"/>
-            </w:pPr>
-            <w:r>
-              <w:rPr>
-                <w:rFonts w:ascii="Arial" w:hAnsi="Arial"/>
-                <w:color w:val="334155"/>
-                <w:sz w:val="19"/>
-              </w:rPr>
-              <w:t>Python desktop utility for task planning, category filtering, and JSON persistence, structured on a clean MVC separation.</w:t>
-            </w:r>
-          </w:p>
-          <w:p>
-            <w:pPr>
-              <w:spacing w:before="0" w:after="80"/>
-            </w:pPr>
-            <w:r>
-              <w:rPr>
-                <w:rFonts w:ascii="Arial" w:hAnsi="Arial"/>
-                <w:i/>
-                <w:color w:val="64748B"/>
-                <w:sz w:val="17"/>
-              </w:rPr>
-              <w:t>STACK: Python / Tkinter / JSON / MVC</w:t>
-            </w:r>
-          </w:p>
         </w:tc>
         <w:tc>
           <w:tcPr>
@@ -983,7 +1068,7 @@
                 <w:color w:val="4A5568"/>
                 <w:sz w:val="17"/>
               </w:rPr>
-              <w:t>Python full stack developer focused on asynchronous backends for high-volume FinTech. Django and Django REST Framework where the domain is CRUD-heavy, FastAPI where latency matters, Celery and Redis for whatever belongs off the request path. Currently on services clearing 500,000+ transactions a day for 2 million+ users, streaming live status over WebSockets in under 500ms. Reads the query plan before adding the index.</w:t>
+              <w:t>500,000+ transactions a day for 2 million+ users on India national e-governance platforms, served by Django REST Framework and async FastAPI services. Took transaction query p95 down 45% by partitioning and indexing PostgreSQL, cleared 35% of the peak backlog onto Celery and Redis workers, and streams live status over WebSockets in under 500ms. Reads the query plan before adding the index.</w:t>
             </w:r>
           </w:p>
           <w:p>
@@ -1050,7 +1135,7 @@
                 <w:color w:val="2D3748"/>
                 <w:sz w:val="16"/>
               </w:rPr>
-              <w:t>Python, Django, Django REST Framework, FastAPI, Celery, SQLAlchemy, asyncio</w:t>
+              <w:t>Python, Django, Django REST Framework, FastAPI, Flask, Celery, SQLAlchemy, Alembic, asyncio</w:t>
             </w:r>
           </w:p>
           <w:p>
@@ -1072,7 +1157,7 @@
                 <w:color w:val="2D3748"/>
                 <w:sz w:val="16"/>
               </w:rPr>
-              <w:t>RESTful APIs, JWT authentication, OAuth, RBAC, FastAPI WebSockets, API versioning</w:t>
+              <w:t>RESTful APIs, OpenAPI/Swagger, JWT, OAuth 2.0, RBAC, rate limiting, idempotency keys, FastAPI WebSockets, API versioning</w:t>
             </w:r>
           </w:p>
           <w:p>
@@ -1094,7 +1179,7 @@
                 <w:color w:val="2D3748"/>
                 <w:sz w:val="16"/>
               </w:rPr>
-              <w:t>PostgreSQL, MySQL, SQLite, Redis, Celery queues, indexing, partitioning, query optimization</w:t>
+              <w:t>PostgreSQL, MySQL, Redis, Celery queues, covering indexes, partitioning, query plan analysis</w:t>
             </w:r>
           </w:p>
           <w:p>
@@ -1108,7 +1193,7 @@
                 <w:color w:val="007BB6"/>
                 <w:sz w:val="17"/>
               </w:rPr>
-              <w:t xml:space="preserve">Tooling &amp; Frontend: </w:t>
+              <w:t xml:space="preserve">Testing &amp; DevOps: </w:t>
             </w:r>
             <w:r>
               <w:rPr>
@@ -1116,7 +1201,7 @@
                 <w:color w:val="2D3748"/>
                 <w:sz w:val="16"/>
               </w:rPr>
-              <w:t>Git, GitHub, Docker, Linux, Postman, CI/CD, React.js, JavaScript (ES6+), HTML5, CSS3</w:t>
+              <w:t>pytest, Docker, Kubernetes, GitHub Actions CI/CD, Linux, Postman, Prometheus, Grafana, React.js, JavaScript (ES6+)</w:t>
             </w:r>
           </w:p>
           <w:p>
@@ -1210,7 +1295,7 @@
                 <w:color w:val="4A5568"/>
                 <w:sz w:val="16"/>
               </w:rPr>
-              <w:t>Graduated with First Class Honors, maintaining top academic rank.</w:t>
+              <w:t>First Class Honors, B.Tech. — top academic rank in cohort.</w:t>
             </w:r>
           </w:p>
           <w:p>
@@ -1224,7 +1309,7 @@
                 <w:color w:val="4A5568"/>
                 <w:sz w:val="16"/>
               </w:rPr>
-              <w:t>Earned a 4-Star Gold Badge in SQL on HackerRank.</w:t>
+              <w:t>HackerRank 4-Star Gold badge in SQL.</w:t>
             </w:r>
           </w:p>
         </w:tc>

--- a/downloads/Akhilesh_Mishra_Python_Full_Stack_Enhancv.docx
+++ b/downloads/Akhilesh_Mishra_Python_Full_Stack_Enhancv.docx
@@ -141,7 +141,7 @@
                 <w:color w:val="475569"/>
                 <w:sz w:val="20"/>
               </w:rPr>
-              <w:t>CSC e-Governance Services India Ltd. (MeitY, Government of India)</w:t>
+              <w:t>CSC e-Governance Services India Ltd. — India's national digital services platform, 2M+ users</w:t>
             </w:r>
           </w:p>
           <w:p>
@@ -578,7 +578,7 @@
                 <w:color w:val="0F172A"/>
                 <w:sz w:val="21"/>
               </w:rPr>
-              <w:t>Software Engineer (Contract)</w:t>
+              <w:t>Software Engineer</w:t>
             </w:r>
             <w:r>
               <w:t xml:space="preserve"> - </w:t>
@@ -590,7 +590,7 @@
                 <w:color w:val="475569"/>
                 <w:sz w:val="20"/>
               </w:rPr>
-              <w:t>Independent Client Engagement</w:t>
+              <w:t>Contract engagement — field-workforce logistics, 1,000+ agents</w:t>
             </w:r>
           </w:p>
           <w:p>
@@ -1228,46 +1228,7 @@
                 <w:color w:val="4A5568"/>
                 <w:sz w:val="16"/>
               </w:rPr>
-              <w:t>Database Systems &amp; SQL Certification</w:t>
-            </w:r>
-          </w:p>
-          <w:p>
-            <w:pPr>
-              <w:spacing w:before="0" w:after="40"/>
-            </w:pPr>
-            <w:r>
-              <w:rPr>
-                <w:rFonts w:ascii="Arial" w:hAnsi="Arial"/>
-                <w:color w:val="4A5568"/>
-                <w:sz w:val="16"/>
-              </w:rPr>
-              <w:t>Data Structures &amp; Algorithms Certification</w:t>
-            </w:r>
-          </w:p>
-          <w:p>
-            <w:pPr>
-              <w:spacing w:before="0" w:after="40"/>
-            </w:pPr>
-            <w:r>
-              <w:rPr>
-                <w:rFonts w:ascii="Arial" w:hAnsi="Arial"/>
-                <w:color w:val="4A5568"/>
-                <w:sz w:val="16"/>
-              </w:rPr>
               <w:t>IIT Kanpur Cyber Security Certification</w:t>
-            </w:r>
-          </w:p>
-          <w:p>
-            <w:pPr>
-              <w:spacing w:before="0" w:after="40"/>
-            </w:pPr>
-            <w:r>
-              <w:rPr>
-                <w:rFonts w:ascii="Arial" w:hAnsi="Arial"/>
-                <w:color w:val="4A5568"/>
-                <w:sz w:val="16"/>
-              </w:rPr>
-              <w:t>Advanced MERN Stack Developer Certification</w:t>
             </w:r>
           </w:p>
           <w:p>
@@ -1282,20 +1243,6 @@
                 <w:b/>
               </w:rPr>
               <w:t>ACHIEVEMENTS</w:t>
-            </w:r>
-          </w:p>
-          <w:p>
-            <w:pPr>
-              <w:pStyle w:val="ListBullet"/>
-              <w:spacing w:before="0" w:after="40"/>
-            </w:pPr>
-            <w:r>
-              <w:rPr>
-                <w:rFonts w:ascii="Arial" w:hAnsi="Arial"/>
-                <w:color w:val="4A5568"/>
-                <w:sz w:val="16"/>
-              </w:rPr>
-              <w:t>First Class Honors, B.Tech. — top academic rank in cohort.</w:t>
             </w:r>
           </w:p>
           <w:p>

--- a/downloads/Akhilesh_Mishra_Python_Full_Stack_Enhancv.docx
+++ b/downloads/Akhilesh_Mishra_Python_Full_Stack_Enhancv.docx
@@ -1068,7 +1068,7 @@
                 <w:color w:val="4A5568"/>
                 <w:sz w:val="17"/>
               </w:rPr>
-              <w:t>500,000+ transactions a day for 2 million+ users on India national e-governance platforms, served by Django REST Framework and async FastAPI services. Took transaction query p95 down 45% by partitioning and indexing PostgreSQL, cleared 35% of the peak backlog onto Celery and Redis workers, and streams live status over WebSockets in under 500ms. Reads the query plan before adding the index.</w:t>
+              <w:t>Python backend engineer, 3+ years on services clearing 500,000+ transactions a day for 2 million+ users, served by Django REST Framework and async FastAPI services. Took transaction query p95 down 45% by partitioning and indexing PostgreSQL, cleared 35% of the peak backlog onto Celery and Redis workers, and streams live status over WebSockets in under 500ms. Reads the query plan before adding the index.</w:t>
             </w:r>
           </w:p>
           <w:p>
